--- a/eng/docx/4.06.content.docx
+++ b/eng/docx/4.06.content.docx
@@ -445,207 +445,9 @@
     </w:p>
     <w:p>
       <w:r>
-        <w:t>&lt;image: 2Q==&gt;</w:t>
-      </w:r>
-    </w:p>
-    <w:p>
-      <w:pPr/>
-      <w:r>
-        <w:rPr>
-          <w:lang w:val="en_US" w:bidi="en_US"/>
-        </w:rPr>
-      </w:r>
-      <w:r>
-        <w:rPr>
-          <w:lang w:val="en_US" w:bidi="en_US"/>
-        </w:rPr>
-        <w:t xml:space="preserve">Most scholars agree that </w:t>
-      </w:r>
-      <w:r>
-        <w:rPr>
-          <w:i/>
-          <w:lang w:val="en_US" w:bidi="en_US"/>
-        </w:rPr>
-        <w:t>tsav</w:t>
-      </w:r>
-      <w:r>
-        <w:rPr>
-          <w:lang w:val="en_US" w:bidi="en_US"/>
-        </w:rPr>
-        <w:t xml:space="preserve"> is the name for the dab or thorn-tailed lizards of which there are many species in Israel. Two of the most common are the Egyptian Thorn-tailed Lizard </w:t>
-      </w:r>
-      <w:r>
-        <w:rPr>
-          <w:i/>
-          <w:lang w:val="en_US" w:bidi="en_US"/>
-        </w:rPr>
-        <w:t>Uromastyx aegyptia</w:t>
-      </w:r>
-      <w:r>
-        <w:rPr>
-          <w:lang w:val="en_US" w:bidi="en_US"/>
-        </w:rPr>
-        <w:t xml:space="preserve"> and the Colored Thorn-tailed Lizard </w:t>
-      </w:r>
-      <w:r>
-        <w:rPr>
-          <w:i/>
-          <w:lang w:val="en_US" w:bidi="en_US"/>
-        </w:rPr>
-        <w:t>Uromastyx ornata</w:t>
-      </w:r>
-      <w:r>
-        <w:rPr>
-          <w:lang w:val="en_US" w:bidi="en_US"/>
-        </w:rPr>
-        <w:t xml:space="preserve">. The name “dab” is an English version of their Arabic name </w:t>
-      </w:r>
-      <w:r>
-        <w:rPr>
-          <w:i/>
-          <w:lang w:val="en_US" w:bidi="en_US"/>
-        </w:rPr>
-        <w:t>dhubb</w:t>
-      </w:r>
-      <w:r>
-        <w:rPr>
-          <w:lang w:val="en_US" w:bidi="en_US"/>
-        </w:rPr>
-        <w:t xml:space="preserve"> or </w:t>
-      </w:r>
-      <w:r>
-        <w:rPr>
-          <w:i/>
-          <w:lang w:val="en_US" w:bidi="en_US"/>
-        </w:rPr>
-        <w:t>dhabb</w:t>
-      </w:r>
-      <w:r>
-        <w:rPr>
-          <w:lang w:val="en_US" w:bidi="en_US"/>
-        </w:rPr>
-        <w:t xml:space="preserve">, which is reflected in the Hebrew </w:t>
-      </w:r>
-      <w:r>
-        <w:rPr>
-          <w:i/>
-          <w:lang w:val="en_US" w:bidi="en_US"/>
-        </w:rPr>
-        <w:t>tsav</w:t>
-      </w:r>
-      <w:r>
-        <w:rPr>
-          <w:lang w:val="en_US" w:bidi="en_US"/>
-        </w:rPr>
-        <w:t>.</w:t>
-      </w:r>
-      <w:r>
-        <w:rPr>
-          <w:lang w:val="en_US" w:bidi="en_US"/>
-        </w:rPr>
-      </w:r>
-      <w:r>
-        <w:rPr>
-          <w:lang w:val="en_US" w:bidi="en_US"/>
-        </w:rPr>
-      </w:r>
-      <w:r>
-        <w:rPr>
-          <w:lang w:val="en_US" w:bidi="en_US"/>
-        </w:rPr>
-      </w:r>
-    </w:p>
-    <w:p>
-      <w:pPr>
-        <w:pStyle w:val="Heading2"/>
-      </w:pPr>
-      <w:r>
-        <w:rPr>
-          <w:lang w:val="en_US" w:bidi="en_US"/>
-        </w:rPr>
-        <w:t>Description:</w:t>
-      </w:r>
-      <w:r>
-        <w:rPr>
-          <w:lang w:val="en_US" w:bidi="en_US"/>
-        </w:rPr>
-      </w:r>
-    </w:p>
-    <w:p>
-      <w:pPr/>
-      <w:r>
-        <w:rPr>
-          <w:lang w:val="en_US" w:bidi="en_US"/>
-        </w:rPr>
-      </w:r>
-      <w:r>
-        <w:rPr>
-          <w:lang w:val="en_US" w:bidi="en_US"/>
-        </w:rPr>
-        <w:t>Lacertid lizards (</w:t>
-      </w:r>
-      <w:r>
-        <w:rPr>
-          <w:i/>
-          <w:lang w:val="en_US" w:bidi="en_US"/>
-        </w:rPr>
-        <w:t>leta’ah</w:t>
-      </w:r>
-      <w:r>
-        <w:rPr>
-          <w:lang w:val="en_US" w:bidi="en_US"/>
-        </w:rPr>
-        <w:t>) are fairly small, about 15–20 centimeters (6–8 inches) long, and they have a shiny smooth skin. Syrian green lizards have dark green spots on a lighter green background, with a yellow-green belly. They feed on flies, gnats, mosquitoes, and ants.</w:t>
-      </w:r>
-      <w:r>
-        <w:rPr>
-          <w:lang w:val="en_US" w:bidi="en_US"/>
-        </w:rPr>
-      </w:r>
-    </w:p>
-    <w:p>
-      <w:pPr/>
-      <w:r>
-        <w:rPr>
-          <w:lang w:val="en_US" w:bidi="en_US"/>
-        </w:rPr>
-      </w:r>
-      <w:r>
-        <w:rPr>
-          <w:lang w:val="en_US" w:bidi="en_US"/>
-        </w:rPr>
-        <w:t>Agama lizard (Norbert Potensky (Wikimedia Commons))</w:t>
-      </w:r>
-      <w:r>
-        <w:rPr>
-          <w:lang w:val="en_US" w:bidi="en_US"/>
-        </w:rPr>
-        <w:t xml:space="preserve">The rainbow agama is much larger, reaching 50–60 centimeters (20–24 inches) in length. In the breeding season the male develops bright colors, with a blue tail, green body, and bright orange or bright green head, dependent on the subspecies. The females and non-breeding males are a dull gray color. All agamas are characterized by the fact that they bob their heads vigorously by doing “push-ups” with their front legs. They have long, fairly stiff tails, which they raise when they run. They feed on a wide variety of insects and also prey on smaller lizards. In most of the Arab-speaking world they are known as </w:t>
-      </w:r>
-      <w:r>
-        <w:rPr>
-          <w:i/>
-          <w:lang w:val="en_US" w:bidi="en_US"/>
-        </w:rPr>
-        <w:t>hardoun</w:t>
-      </w:r>
-      <w:r>
-        <w:rPr>
-          <w:lang w:val="en_US" w:bidi="en_US"/>
-        </w:rPr>
-        <w:t xml:space="preserve"> lizards. Some agamas have the ability to change color to match their surroundings in the same way that chameleons do.</w:t>
-      </w:r>
-      <w:r>
-        <w:rPr>
-          <w:lang w:val="en_US" w:bidi="en_US"/>
-        </w:rPr>
-      </w:r>
-    </w:p>
-    <w:p>
-      <w:r>
         <w:drawing>
           <wp:inline xmlns:a="http://schemas.openxmlformats.org/drawingml/2006/main" xmlns:pic="http://schemas.openxmlformats.org/drawingml/2006/picture">
-            <wp:extent cx="1463040" cy="1055846"/>
+            <wp:extent cx="6096000" cy="4127004"/>
             <wp:docPr id="1" name="Picture 1"/>
             <wp:cNvGraphicFramePr>
               <a:graphicFrameLocks noChangeAspect="1"/>
@@ -666,7 +468,7 @@
                   <pic:spPr>
                     <a:xfrm>
                       <a:off x="0" y="0"/>
-                      <a:ext cx="1463040" cy="1055846"/>
+                      <a:ext cx="6096000" cy="4127004"/>
                     </a:xfrm>
                     <a:prstGeom prst="rect"/>
                   </pic:spPr>
@@ -688,7 +490,7 @@
         <w:rPr>
           <w:lang w:val="en_US" w:bidi="en_US"/>
         </w:rPr>
-        <w:t>The thorn-tailed lizards (</w:t>
+        <w:t xml:space="preserve">Most scholars agree that </w:t>
       </w:r>
       <w:r>
         <w:rPr>
@@ -701,7 +503,72 @@
         <w:rPr>
           <w:lang w:val="en_US" w:bidi="en_US"/>
         </w:rPr>
-        <w:t>) are relatively large desert lizards with a length of about 65 centimeters (26 inches). They have a fairly thick, squat appearance and have a thick short tail covered with sharp spikes, which are actually cone-shaped scales. They use this tail for defense. They often crawl into holes or cracks in rocks and then block the entrance with their thorny tail. They are vegetarian, eating various succulent desert plants. Even though they are on the list of unclean foods, they are commonly eaten by Arabs and Bedouin, who keep them in cages and fatten them.</w:t>
+        <w:t xml:space="preserve"> is the name for the dab or thorn-tailed lizards of which there are many species in Israel. Two of the most common are the Egyptian Thorn-tailed Lizard </w:t>
+      </w:r>
+      <w:r>
+        <w:rPr>
+          <w:i/>
+          <w:lang w:val="en_US" w:bidi="en_US"/>
+        </w:rPr>
+        <w:t>Uromastyx aegyptia</w:t>
+      </w:r>
+      <w:r>
+        <w:rPr>
+          <w:lang w:val="en_US" w:bidi="en_US"/>
+        </w:rPr>
+        <w:t xml:space="preserve"> and the Colored Thorn-tailed Lizard </w:t>
+      </w:r>
+      <w:r>
+        <w:rPr>
+          <w:i/>
+          <w:lang w:val="en_US" w:bidi="en_US"/>
+        </w:rPr>
+        <w:t>Uromastyx ornata</w:t>
+      </w:r>
+      <w:r>
+        <w:rPr>
+          <w:lang w:val="en_US" w:bidi="en_US"/>
+        </w:rPr>
+        <w:t xml:space="preserve">. The name “dab” is an English version of their Arabic name </w:t>
+      </w:r>
+      <w:r>
+        <w:rPr>
+          <w:i/>
+          <w:lang w:val="en_US" w:bidi="en_US"/>
+        </w:rPr>
+        <w:t>dhubb</w:t>
+      </w:r>
+      <w:r>
+        <w:rPr>
+          <w:lang w:val="en_US" w:bidi="en_US"/>
+        </w:rPr>
+        <w:t xml:space="preserve"> or </w:t>
+      </w:r>
+      <w:r>
+        <w:rPr>
+          <w:i/>
+          <w:lang w:val="en_US" w:bidi="en_US"/>
+        </w:rPr>
+        <w:t>dhabb</w:t>
+      </w:r>
+      <w:r>
+        <w:rPr>
+          <w:lang w:val="en_US" w:bidi="en_US"/>
+        </w:rPr>
+        <w:t xml:space="preserve">, which is reflected in the Hebrew </w:t>
+      </w:r>
+      <w:r>
+        <w:rPr>
+          <w:i/>
+          <w:lang w:val="en_US" w:bidi="en_US"/>
+        </w:rPr>
+        <w:t>tsav</w:t>
+      </w:r>
+      <w:r>
+        <w:rPr>
+          <w:lang w:val="en_US" w:bidi="en_US"/>
+        </w:rPr>
+        <w:t>.</w:t>
       </w:r>
       <w:r>
         <w:rPr>
@@ -727,7 +594,7 @@
         <w:rPr>
           <w:lang w:val="en_US" w:bidi="en_US"/>
         </w:rPr>
-        <w:t>Special significance or symbolism:</w:t>
+        <w:t>Description:</w:t>
       </w:r>
       <w:r>
         <w:rPr>
@@ -746,33 +613,20 @@
         <w:rPr>
           <w:lang w:val="en_US" w:bidi="en_US"/>
         </w:rPr>
-        <w:t>They are listed as unclean.</w:t>
-      </w:r>
-      <w:r>
-        <w:rPr>
-          <w:lang w:val="en_US" w:bidi="en_US"/>
-        </w:rPr>
-      </w:r>
-      <w:r>
-        <w:rPr>
-          <w:lang w:val="en_US" w:bidi="en_US"/>
-        </w:rPr>
-      </w:r>
-      <w:r>
-        <w:rPr>
-          <w:lang w:val="en_US" w:bidi="en_US"/>
-        </w:rPr>
-      </w:r>
-    </w:p>
-    <w:p>
-      <w:pPr>
-        <w:pStyle w:val="Heading2"/>
-      </w:pPr>
-      <w:r>
-        <w:rPr>
-          <w:lang w:val="en_US" w:bidi="en_US"/>
-        </w:rPr>
-        <w:t>Translation:</w:t>
+        <w:t>Lacertid lizards (</w:t>
+      </w:r>
+      <w:r>
+        <w:rPr>
+          <w:i/>
+          <w:lang w:val="en_US" w:bidi="en_US"/>
+        </w:rPr>
+        <w:t>leta’ah</w:t>
+      </w:r>
+      <w:r>
+        <w:rPr>
+          <w:lang w:val="en_US" w:bidi="en_US"/>
+        </w:rPr>
+        <w:t>) are fairly small, about 15–20 centimeters (6–8 inches) long, and they have a shiny smooth skin. Syrian green lizards have dark green spots on a lighter green background, with a yellow-green belly. They feed on flies, gnats, mosquitoes, and ants.</w:t>
       </w:r>
       <w:r>
         <w:rPr>
@@ -791,13 +645,26 @@
         <w:rPr>
           <w:lang w:val="en_US" w:bidi="en_US"/>
         </w:rPr>
-        <w:t>Male thorn-tailed lizard (© Eitan f (Wikimedia Commons))</w:t>
-      </w:r>
-      <w:r>
-        <w:rPr>
-          <w:lang w:val="en_US" w:bidi="en_US"/>
-        </w:rPr>
-        <w:t>Agamas are found throughout Africa and in tropical Asia. Lacertids are found all over Europe. Elsewhere a general word for lizard can be used.</w:t>
+        <w:t>Agama lizard (Norbert Potensky (Wikimedia Commons))</w:t>
+      </w:r>
+      <w:r>
+        <w:rPr>
+          <w:lang w:val="en_US" w:bidi="en_US"/>
+        </w:rPr>
+        <w:t xml:space="preserve">The rainbow agama is much larger, reaching 50–60 centimeters (20–24 inches) in length. In the breeding season the male develops bright colors, with a blue tail, green body, and bright orange or bright green head, dependent on the subspecies. The females and non-breeding males are a dull gray color. All agamas are characterized by the fact that they bob their heads vigorously by doing “push-ups” with their front legs. They have long, fairly stiff tails, which they raise when they run. They feed on a wide variety of insects and also prey on smaller lizards. In most of the Arab-speaking world they are known as </w:t>
+      </w:r>
+      <w:r>
+        <w:rPr>
+          <w:i/>
+          <w:lang w:val="en_US" w:bidi="en_US"/>
+        </w:rPr>
+        <w:t>hardoun</w:t>
+      </w:r>
+      <w:r>
+        <w:rPr>
+          <w:lang w:val="en_US" w:bidi="en_US"/>
+        </w:rPr>
+        <w:t xml:space="preserve"> lizards. Some agamas have the ability to change color to match their surroundings in the same way that chameleons do.</w:t>
       </w:r>
       <w:r>
         <w:rPr>
@@ -809,7 +676,7 @@
       <w:r>
         <w:drawing>
           <wp:inline xmlns:a="http://schemas.openxmlformats.org/drawingml/2006/main" xmlns:pic="http://schemas.openxmlformats.org/drawingml/2006/picture">
-            <wp:extent cx="6096000" cy="4591419"/>
+            <wp:extent cx="6096000" cy="4399359"/>
             <wp:docPr id="2" name="Picture 2"/>
             <wp:cNvGraphicFramePr>
               <a:graphicFrameLocks noChangeAspect="1"/>
@@ -823,6 +690,170 @@
                   </pic:nvPicPr>
                   <pic:blipFill>
                     <a:blip r:embed="rId17"/>
+                    <a:stretch>
+                      <a:fillRect/>
+                    </a:stretch>
+                  </pic:blipFill>
+                  <pic:spPr>
+                    <a:xfrm>
+                      <a:off x="0" y="0"/>
+                      <a:ext cx="6096000" cy="4399359"/>
+                    </a:xfrm>
+                    <a:prstGeom prst="rect"/>
+                  </pic:spPr>
+                </pic:pic>
+              </a:graphicData>
+            </a:graphic>
+          </wp:inline>
+        </w:drawing>
+      </w:r>
+    </w:p>
+    <w:p>
+      <w:pPr/>
+      <w:r>
+        <w:rPr>
+          <w:lang w:val="en_US" w:bidi="en_US"/>
+        </w:rPr>
+      </w:r>
+      <w:r>
+        <w:rPr>
+          <w:lang w:val="en_US" w:bidi="en_US"/>
+        </w:rPr>
+        <w:t>The thorn-tailed lizards (</w:t>
+      </w:r>
+      <w:r>
+        <w:rPr>
+          <w:i/>
+          <w:lang w:val="en_US" w:bidi="en_US"/>
+        </w:rPr>
+        <w:t>tsav</w:t>
+      </w:r>
+      <w:r>
+        <w:rPr>
+          <w:lang w:val="en_US" w:bidi="en_US"/>
+        </w:rPr>
+        <w:t>) are relatively large desert lizards with a length of about 65 centimeters (26 inches). They have a fairly thick, squat appearance and have a thick short tail covered with sharp spikes, which are actually cone-shaped scales. They use this tail for defense. They often crawl into holes or cracks in rocks and then block the entrance with their thorny tail. They are vegetarian, eating various succulent desert plants. Even though they are on the list of unclean foods, they are commonly eaten by Arabs and Bedouin, who keep them in cages and fatten them.</w:t>
+      </w:r>
+      <w:r>
+        <w:rPr>
+          <w:lang w:val="en_US" w:bidi="en_US"/>
+        </w:rPr>
+      </w:r>
+      <w:r>
+        <w:rPr>
+          <w:lang w:val="en_US" w:bidi="en_US"/>
+        </w:rPr>
+      </w:r>
+      <w:r>
+        <w:rPr>
+          <w:lang w:val="en_US" w:bidi="en_US"/>
+        </w:rPr>
+      </w:r>
+    </w:p>
+    <w:p>
+      <w:pPr>
+        <w:pStyle w:val="Heading2"/>
+      </w:pPr>
+      <w:r>
+        <w:rPr>
+          <w:lang w:val="en_US" w:bidi="en_US"/>
+        </w:rPr>
+        <w:t>Special significance or symbolism:</w:t>
+      </w:r>
+      <w:r>
+        <w:rPr>
+          <w:lang w:val="en_US" w:bidi="en_US"/>
+        </w:rPr>
+      </w:r>
+    </w:p>
+    <w:p>
+      <w:pPr/>
+      <w:r>
+        <w:rPr>
+          <w:lang w:val="en_US" w:bidi="en_US"/>
+        </w:rPr>
+      </w:r>
+      <w:r>
+        <w:rPr>
+          <w:lang w:val="en_US" w:bidi="en_US"/>
+        </w:rPr>
+        <w:t>They are listed as unclean.</w:t>
+      </w:r>
+      <w:r>
+        <w:rPr>
+          <w:lang w:val="en_US" w:bidi="en_US"/>
+        </w:rPr>
+      </w:r>
+      <w:r>
+        <w:rPr>
+          <w:lang w:val="en_US" w:bidi="en_US"/>
+        </w:rPr>
+      </w:r>
+      <w:r>
+        <w:rPr>
+          <w:lang w:val="en_US" w:bidi="en_US"/>
+        </w:rPr>
+      </w:r>
+    </w:p>
+    <w:p>
+      <w:pPr>
+        <w:pStyle w:val="Heading2"/>
+      </w:pPr>
+      <w:r>
+        <w:rPr>
+          <w:lang w:val="en_US" w:bidi="en_US"/>
+        </w:rPr>
+        <w:t>Translation:</w:t>
+      </w:r>
+      <w:r>
+        <w:rPr>
+          <w:lang w:val="en_US" w:bidi="en_US"/>
+        </w:rPr>
+      </w:r>
+    </w:p>
+    <w:p>
+      <w:pPr/>
+      <w:r>
+        <w:rPr>
+          <w:lang w:val="en_US" w:bidi="en_US"/>
+        </w:rPr>
+      </w:r>
+      <w:r>
+        <w:rPr>
+          <w:lang w:val="en_US" w:bidi="en_US"/>
+        </w:rPr>
+        <w:t>Male thorn-tailed lizard (© Eitan f (Wikimedia Commons))</w:t>
+      </w:r>
+      <w:r>
+        <w:rPr>
+          <w:lang w:val="en_US" w:bidi="en_US"/>
+        </w:rPr>
+        <w:t>Agamas are found throughout Africa and in tropical Asia. Lacertids are found all over Europe. Elsewhere a general word for lizard can be used.</w:t>
+      </w:r>
+      <w:r>
+        <w:rPr>
+          <w:lang w:val="en_US" w:bidi="en_US"/>
+        </w:rPr>
+      </w:r>
+    </w:p>
+    <w:p>
+      <w:r>
+        <w:drawing>
+          <wp:inline xmlns:a="http://schemas.openxmlformats.org/drawingml/2006/main" xmlns:pic="http://schemas.openxmlformats.org/drawingml/2006/picture">
+            <wp:extent cx="6096000" cy="4591419"/>
+            <wp:docPr id="3" name="Picture 3"/>
+            <wp:cNvGraphicFramePr>
+              <a:graphicFrameLocks noChangeAspect="1"/>
+            </wp:cNvGraphicFramePr>
+            <a:graphic>
+              <a:graphicData uri="http://schemas.openxmlformats.org/drawingml/2006/picture">
+                <pic:pic>
+                  <pic:nvPicPr>
+                    <pic:cNvPr id="0" name="image.jpg"/>
+                    <pic:cNvPicPr/>
+                  </pic:nvPicPr>
+                  <pic:blipFill>
+                    <a:blip r:embed="rId18"/>
                     <a:stretch>
                       <a:fillRect/>
                     </a:stretch>
